--- a/04_ResolutionCinematique/13_Moby_Crea_04_ResolutionCinematique_02.docx
+++ b/04_ResolutionCinematique/13_Moby_Crea_04_ResolutionCinematique_02.docx
@@ -1,6 +1,6 @@
 
 <file path=word/document.xml><?xml version="1.0" encoding="utf-8"?>
-<w:document xmlns:wpc="http://schemas.microsoft.com/office/word/2010/wordprocessingCanvas" xmlns:cx="http://schemas.microsoft.com/office/drawing/2014/chartex" xmlns:cx1="http://schemas.microsoft.com/office/drawing/2015/9/8/chartex" xmlns:cx2="http://schemas.microsoft.com/office/drawing/2015/10/21/chartex" xmlns:cx3="http://schemas.microsoft.com/office/drawing/2016/5/9/chartex" xmlns:cx4="http://schemas.microsoft.com/office/drawing/2016/5/10/chartex" xmlns:cx5="http://schemas.microsoft.com/office/drawing/2016/5/11/chartex" xmlns:cx6="http://schemas.microsoft.com/office/drawing/2016/5/12/chartex" xmlns:cx7="http://schemas.microsoft.com/office/drawing/2016/5/13/chartex" xmlns:cx8="http://schemas.microsoft.com/office/drawing/2016/5/14/chartex" xmlns:mc="http://schemas.openxmlformats.org/markup-compatibility/2006" xmlns:aink="http://schemas.microsoft.com/office/drawing/2016/ink" xmlns:am3d="http://schemas.microsoft.com/office/drawing/2017/model3d" xmlns:o="urn:schemas-microsoft-com:office:office" xmlns:oel="http://schemas.microsoft.com/office/2019/extlst" xmlns:r="http://schemas.openxmlformats.org/officeDocument/2006/relationships" xmlns:m="http://schemas.openxmlformats.org/officeDocument/2006/math" xmlns:v="urn:schemas-microsoft-com:vml" xmlns:wp14="http://schemas.microsoft.com/office/word/2010/wordprocessingDrawing" xmlns:wp="http://schemas.openxmlformats.org/drawingml/2006/wordprocessingDrawing" xmlns:w10="urn:schemas-microsoft-com:office:word" xmlns:w="http://schemas.openxmlformats.org/wordprocessingml/2006/main" xmlns:w14="http://schemas.microsoft.com/office/word/2010/wordml" xmlns:w15="http://schemas.microsoft.com/office/word/2012/wordml" xmlns:w16cex="http://schemas.microsoft.com/office/word/2018/wordml/cex" xmlns:w16cid="http://schemas.microsoft.com/office/word/2016/wordml/cid" xmlns:w16="http://schemas.microsoft.com/office/word/2018/wordml" xmlns:w16du="http://schemas.microsoft.com/office/word/2023/wordml/word16du" xmlns:w16sdtdh="http://schemas.microsoft.com/office/word/2020/wordml/sdtdatahash" xmlns:w16se="http://schemas.microsoft.com/office/word/2015/wordml/symex" xmlns:wpg="http://schemas.microsoft.com/office/word/2010/wordprocessingGroup" xmlns:wpi="http://schemas.microsoft.com/office/word/2010/wordprocessingInk" xmlns:wne="http://schemas.microsoft.com/office/word/2006/wordml" xmlns:wps="http://schemas.microsoft.com/office/word/2010/wordprocessingShape" mc:Ignorable="w14 w15 w16se w16cid w16 w16cex w16sdtdh w16du wp14">
+<w:document xmlns:wpc="http://schemas.microsoft.com/office/word/2010/wordprocessingCanvas" xmlns:cx="http://schemas.microsoft.com/office/drawing/2014/chartex" xmlns:cx1="http://schemas.microsoft.com/office/drawing/2015/9/8/chartex" xmlns:cx2="http://schemas.microsoft.com/office/drawing/2015/10/21/chartex" xmlns:cx3="http://schemas.microsoft.com/office/drawing/2016/5/9/chartex" xmlns:cx4="http://schemas.microsoft.com/office/drawing/2016/5/10/chartex" xmlns:cx5="http://schemas.microsoft.com/office/drawing/2016/5/11/chartex" xmlns:cx6="http://schemas.microsoft.com/office/drawing/2016/5/12/chartex" xmlns:cx7="http://schemas.microsoft.com/office/drawing/2016/5/13/chartex" xmlns:cx8="http://schemas.microsoft.com/office/drawing/2016/5/14/chartex" xmlns:mc="http://schemas.openxmlformats.org/markup-compatibility/2006" xmlns:aink="http://schemas.microsoft.com/office/drawing/2016/ink" xmlns:am3d="http://schemas.microsoft.com/office/drawing/2017/model3d" xmlns:o="urn:schemas-microsoft-com:office:office" xmlns:oel="http://schemas.microsoft.com/office/2019/extlst" xmlns:r="http://schemas.openxmlformats.org/officeDocument/2006/relationships" xmlns:m="http://schemas.openxmlformats.org/officeDocument/2006/math" xmlns:v="urn:schemas-microsoft-com:vml" xmlns:wp14="http://schemas.microsoft.com/office/word/2010/wordprocessingDrawing" xmlns:wp="http://schemas.openxmlformats.org/drawingml/2006/wordprocessingDrawing" xmlns:w10="urn:schemas-microsoft-com:office:word" xmlns:w="http://schemas.openxmlformats.org/wordprocessingml/2006/main" xmlns:w14="http://schemas.microsoft.com/office/word/2010/wordml" xmlns:w15="http://schemas.microsoft.com/office/word/2012/wordml" xmlns:w16cex="http://schemas.microsoft.com/office/word/2018/wordml/cex" xmlns:w16cid="http://schemas.microsoft.com/office/word/2016/wordml/cid" xmlns:w16="http://schemas.microsoft.com/office/word/2018/wordml" xmlns:w16du="http://schemas.microsoft.com/office/word/2023/wordml/word16du" xmlns:w16sdtdh="http://schemas.microsoft.com/office/word/2020/wordml/sdtdatahash" xmlns:w16sdtfl="http://schemas.microsoft.com/office/word/2024/wordml/sdtformatlock" xmlns:w16se="http://schemas.microsoft.com/office/word/2015/wordml/symex" xmlns:wpg="http://schemas.microsoft.com/office/word/2010/wordprocessingGroup" xmlns:wpi="http://schemas.microsoft.com/office/word/2010/wordprocessingInk" xmlns:wne="http://schemas.microsoft.com/office/word/2006/wordml" xmlns:wps="http://schemas.microsoft.com/office/word/2010/wordprocessingShape" mc:Ignorable="w14 w15 w16se w16cid w16 w16cex w16sdtdh w16sdtfl w16du wp14">
   <w:body>
     <w:p>
       <w:pPr>
@@ -13,7 +13,7 @@
         <w:t xml:space="preserve"> – </w:t>
       </w:r>
       <w:r>
-        <w:t>8</w:t>
+        <w:t>9</w:t>
       </w:r>
       <w:r>
         <w:t>0</w:t>
@@ -489,25 +489,7 @@
                 <w:bCs/>
                 <w:szCs w:val="20"/>
               </w:rPr>
-              <w:t xml:space="preserve">s avec les mouvements réalisés par le Moby </w:t>
-            </w:r>
-            <w:proofErr w:type="spellStart"/>
-            <w:r>
-              <w:rPr>
-                <w:b/>
-                <w:bCs/>
-                <w:szCs w:val="20"/>
-              </w:rPr>
-              <w:t>Crea</w:t>
-            </w:r>
-            <w:proofErr w:type="spellEnd"/>
-            <w:r>
-              <w:rPr>
-                <w:b/>
-                <w:bCs/>
-                <w:szCs w:val="20"/>
-              </w:rPr>
-              <w:t>. On cherchera ensuite à modéliser le comportement du système.</w:t>
+              <w:t>s avec les mouvements réalisés par le Moby Crea. On cherchera ensuite à modéliser le comportement du système.</w:t>
             </w:r>
           </w:p>
         </w:tc>
@@ -729,21 +711,7 @@
               <w:rPr>
                 <w:szCs w:val="20"/>
               </w:rPr>
-              <w:t xml:space="preserve">Ouvrir le notebook sur </w:t>
-            </w:r>
-            <w:proofErr w:type="spellStart"/>
-            <w:r>
-              <w:rPr>
-                <w:szCs w:val="20"/>
-              </w:rPr>
-              <w:t>Capytale</w:t>
-            </w:r>
-            <w:proofErr w:type="spellEnd"/>
-            <w:r>
-              <w:rPr>
-                <w:szCs w:val="20"/>
-              </w:rPr>
-              <w:t xml:space="preserve"> : </w:t>
+              <w:t xml:space="preserve">Ouvrir le notebook sur Capytale : </w:t>
             </w:r>
             <w:hyperlink r:id="rId8" w:history="1">
               <w:r>
@@ -778,16 +746,8 @@
               <w:rPr>
                 <w:szCs w:val="20"/>
               </w:rPr>
-              <w:t xml:space="preserve">Importer les résultats sur </w:t>
-            </w:r>
-            <w:proofErr w:type="spellStart"/>
-            <w:r>
-              <w:rPr>
-                <w:szCs w:val="20"/>
-              </w:rPr>
-              <w:t>Capytale</w:t>
-            </w:r>
-            <w:proofErr w:type="spellEnd"/>
+              <w:t>Importer les résultats sur Capytale</w:t>
+            </w:r>
             <w:r>
               <w:rPr>
                 <w:szCs w:val="20"/>
@@ -1240,23 +1200,7 @@
                 <w:rFonts w:eastAsiaTheme="minorEastAsia"/>
                 <w:szCs w:val="20"/>
               </w:rPr>
-              <w:t xml:space="preserve"> ainsi que les pulsations. Remplir les valeurs numériques dans </w:t>
-            </w:r>
-            <w:proofErr w:type="spellStart"/>
-            <w:r>
-              <w:rPr>
-                <w:rFonts w:eastAsiaTheme="minorEastAsia"/>
-                <w:szCs w:val="20"/>
-              </w:rPr>
-              <w:t>Capytale</w:t>
-            </w:r>
-            <w:proofErr w:type="spellEnd"/>
-            <w:r>
-              <w:rPr>
-                <w:rFonts w:eastAsiaTheme="minorEastAsia"/>
-                <w:szCs w:val="20"/>
-              </w:rPr>
-              <w:t>.</w:t>
+              <w:t xml:space="preserve"> ainsi que les pulsations. Remplir les valeurs numériques dans Capytale.</w:t>
             </w:r>
           </w:p>
           <w:p>
@@ -1353,16 +1297,8 @@
               <w:rPr>
                 <w:szCs w:val="20"/>
               </w:rPr>
-              <w:t xml:space="preserve">En utilisant </w:t>
-            </w:r>
-            <w:proofErr w:type="spellStart"/>
-            <w:r>
-              <w:rPr>
-                <w:szCs w:val="20"/>
-              </w:rPr>
-              <w:t>Capytale</w:t>
-            </w:r>
-            <w:proofErr w:type="spellEnd"/>
+              <w:t>En utilisant Capytale</w:t>
+            </w:r>
             <w:r>
               <w:rPr>
                 <w:szCs w:val="20"/>
@@ -1809,7 +1745,6 @@
                 <w:numId w:val="10"/>
               </w:numPr>
               <w:spacing w:line="240" w:lineRule="auto"/>
-              <w:jc w:val="left"/>
               <w:rPr>
                 <w:szCs w:val="20"/>
               </w:rPr>
@@ -2160,21 +2095,7 @@
               <w:rPr>
                 <w:szCs w:val="20"/>
               </w:rPr>
-              <w:t xml:space="preserve">En utilisant </w:t>
-            </w:r>
-            <w:proofErr w:type="spellStart"/>
-            <w:r>
-              <w:rPr>
-                <w:szCs w:val="20"/>
-              </w:rPr>
-              <w:t>Capytale</w:t>
-            </w:r>
-            <w:proofErr w:type="spellEnd"/>
-            <w:r>
-              <w:rPr>
-                <w:szCs w:val="20"/>
-              </w:rPr>
-              <w:t xml:space="preserve">, tracer </w:t>
+              <w:t xml:space="preserve">En utilisant Capytale, tracer </w:t>
             </w:r>
             <m:oMath>
               <m:r>
@@ -2201,7 +2122,6 @@
                 <w:numId w:val="10"/>
               </w:numPr>
               <w:spacing w:line="240" w:lineRule="auto"/>
-              <w:jc w:val="left"/>
               <w:rPr>
                 <w:szCs w:val="20"/>
               </w:rPr>
@@ -2299,7 +2219,6 @@
                 <w:numId w:val="10"/>
               </w:numPr>
               <w:spacing w:line="240" w:lineRule="auto"/>
-              <w:jc w:val="left"/>
               <w:rPr>
                 <w:szCs w:val="20"/>
               </w:rPr>
@@ -2341,30 +2260,15 @@
                 <w:numId w:val="10"/>
               </w:numPr>
               <w:spacing w:line="240" w:lineRule="auto"/>
-              <w:jc w:val="left"/>
-              <w:rPr>
-                <w:szCs w:val="20"/>
-              </w:rPr>
-            </w:pPr>
-            <w:r>
-              <w:rPr>
-                <w:szCs w:val="20"/>
-              </w:rPr>
-              <w:t xml:space="preserve">En utilisant </w:t>
-            </w:r>
-            <w:proofErr w:type="spellStart"/>
-            <w:r>
-              <w:rPr>
-                <w:szCs w:val="20"/>
-              </w:rPr>
-              <w:t>Capytale</w:t>
-            </w:r>
-            <w:proofErr w:type="spellEnd"/>
-            <w:r>
-              <w:rPr>
-                <w:szCs w:val="20"/>
-              </w:rPr>
-              <w:t>, comparer la trajectoire souhaitée, la trajectoire simulée, et la trajectoire mesurée.</w:t>
+              <w:rPr>
+                <w:szCs w:val="20"/>
+              </w:rPr>
+            </w:pPr>
+            <w:r>
+              <w:rPr>
+                <w:szCs w:val="20"/>
+              </w:rPr>
+              <w:t>En utilisant Capytale, comparer la trajectoire souhaitée, la trajectoire simulée, et la trajectoire mesurée.</w:t>
             </w:r>
             <w:r>
               <w:rPr>
@@ -2381,7 +2285,6 @@
                 <w:numId w:val="10"/>
               </w:numPr>
               <w:spacing w:line="240" w:lineRule="auto"/>
-              <w:jc w:val="left"/>
               <w:rPr>
                 <w:szCs w:val="20"/>
               </w:rPr>
@@ -2407,7 +2310,6 @@
                 <w:numId w:val="10"/>
               </w:numPr>
               <w:spacing w:line="240" w:lineRule="auto"/>
-              <w:jc w:val="left"/>
               <w:rPr>
                 <w:szCs w:val="20"/>
               </w:rPr>
@@ -2855,21 +2757,7 @@
               <w:rPr>
                 <w:szCs w:val="20"/>
               </w:rPr>
-              <w:t xml:space="preserve">Présenter les points clés de la résolution utilisant </w:t>
-            </w:r>
-            <w:proofErr w:type="spellStart"/>
-            <w:r>
-              <w:rPr>
-                <w:szCs w:val="20"/>
-              </w:rPr>
-              <w:t>Capytale</w:t>
-            </w:r>
-            <w:proofErr w:type="spellEnd"/>
-            <w:r>
-              <w:rPr>
-                <w:szCs w:val="20"/>
-              </w:rPr>
-              <w:t>.</w:t>
+              <w:t>Présenter les points clés de la résolution utilisant Capytale.</w:t>
             </w:r>
           </w:p>
           <w:p>
@@ -3034,7 +2922,7 @@
 </file>
 
 <file path=word/endnotes.xml><?xml version="1.0" encoding="utf-8"?>
-<w:endnotes xmlns:wpc="http://schemas.microsoft.com/office/word/2010/wordprocessingCanvas" xmlns:cx="http://schemas.microsoft.com/office/drawing/2014/chartex" xmlns:cx1="http://schemas.microsoft.com/office/drawing/2015/9/8/chartex" xmlns:cx2="http://schemas.microsoft.com/office/drawing/2015/10/21/chartex" xmlns:cx3="http://schemas.microsoft.com/office/drawing/2016/5/9/chartex" xmlns:cx4="http://schemas.microsoft.com/office/drawing/2016/5/10/chartex" xmlns:cx5="http://schemas.microsoft.com/office/drawing/2016/5/11/chartex" xmlns:cx6="http://schemas.microsoft.com/office/drawing/2016/5/12/chartex" xmlns:cx7="http://schemas.microsoft.com/office/drawing/2016/5/13/chartex" xmlns:cx8="http://schemas.microsoft.com/office/drawing/2016/5/14/chartex" xmlns:mc="http://schemas.openxmlformats.org/markup-compatibility/2006" xmlns:aink="http://schemas.microsoft.com/office/drawing/2016/ink" xmlns:am3d="http://schemas.microsoft.com/office/drawing/2017/model3d" xmlns:o="urn:schemas-microsoft-com:office:office" xmlns:oel="http://schemas.microsoft.com/office/2019/extlst" xmlns:r="http://schemas.openxmlformats.org/officeDocument/2006/relationships" xmlns:m="http://schemas.openxmlformats.org/officeDocument/2006/math" xmlns:v="urn:schemas-microsoft-com:vml" xmlns:wp14="http://schemas.microsoft.com/office/word/2010/wordprocessingDrawing" xmlns:wp="http://schemas.openxmlformats.org/drawingml/2006/wordprocessingDrawing" xmlns:w10="urn:schemas-microsoft-com:office:word" xmlns:w="http://schemas.openxmlformats.org/wordprocessingml/2006/main" xmlns:w14="http://schemas.microsoft.com/office/word/2010/wordml" xmlns:w15="http://schemas.microsoft.com/office/word/2012/wordml" xmlns:w16cex="http://schemas.microsoft.com/office/word/2018/wordml/cex" xmlns:w16cid="http://schemas.microsoft.com/office/word/2016/wordml/cid" xmlns:w16="http://schemas.microsoft.com/office/word/2018/wordml" xmlns:w16du="http://schemas.microsoft.com/office/word/2023/wordml/word16du" xmlns:w16sdtdh="http://schemas.microsoft.com/office/word/2020/wordml/sdtdatahash" xmlns:w16se="http://schemas.microsoft.com/office/word/2015/wordml/symex" xmlns:wpg="http://schemas.microsoft.com/office/word/2010/wordprocessingGroup" xmlns:wpi="http://schemas.microsoft.com/office/word/2010/wordprocessingInk" xmlns:wne="http://schemas.microsoft.com/office/word/2006/wordml" xmlns:wps="http://schemas.microsoft.com/office/word/2010/wordprocessingShape" mc:Ignorable="w14 w15 w16se w16cid w16 w16cex w16sdtdh w16du wp14">
+<w:endnotes xmlns:wpc="http://schemas.microsoft.com/office/word/2010/wordprocessingCanvas" xmlns:cx="http://schemas.microsoft.com/office/drawing/2014/chartex" xmlns:cx1="http://schemas.microsoft.com/office/drawing/2015/9/8/chartex" xmlns:cx2="http://schemas.microsoft.com/office/drawing/2015/10/21/chartex" xmlns:cx3="http://schemas.microsoft.com/office/drawing/2016/5/9/chartex" xmlns:cx4="http://schemas.microsoft.com/office/drawing/2016/5/10/chartex" xmlns:cx5="http://schemas.microsoft.com/office/drawing/2016/5/11/chartex" xmlns:cx6="http://schemas.microsoft.com/office/drawing/2016/5/12/chartex" xmlns:cx7="http://schemas.microsoft.com/office/drawing/2016/5/13/chartex" xmlns:cx8="http://schemas.microsoft.com/office/drawing/2016/5/14/chartex" xmlns:mc="http://schemas.openxmlformats.org/markup-compatibility/2006" xmlns:aink="http://schemas.microsoft.com/office/drawing/2016/ink" xmlns:am3d="http://schemas.microsoft.com/office/drawing/2017/model3d" xmlns:o="urn:schemas-microsoft-com:office:office" xmlns:oel="http://schemas.microsoft.com/office/2019/extlst" xmlns:r="http://schemas.openxmlformats.org/officeDocument/2006/relationships" xmlns:m="http://schemas.openxmlformats.org/officeDocument/2006/math" xmlns:v="urn:schemas-microsoft-com:vml" xmlns:wp14="http://schemas.microsoft.com/office/word/2010/wordprocessingDrawing" xmlns:wp="http://schemas.openxmlformats.org/drawingml/2006/wordprocessingDrawing" xmlns:w10="urn:schemas-microsoft-com:office:word" xmlns:w="http://schemas.openxmlformats.org/wordprocessingml/2006/main" xmlns:w14="http://schemas.microsoft.com/office/word/2010/wordml" xmlns:w15="http://schemas.microsoft.com/office/word/2012/wordml" xmlns:w16cex="http://schemas.microsoft.com/office/word/2018/wordml/cex" xmlns:w16cid="http://schemas.microsoft.com/office/word/2016/wordml/cid" xmlns:w16="http://schemas.microsoft.com/office/word/2018/wordml" xmlns:w16du="http://schemas.microsoft.com/office/word/2023/wordml/word16du" xmlns:w16sdtdh="http://schemas.microsoft.com/office/word/2020/wordml/sdtdatahash" xmlns:w16sdtfl="http://schemas.microsoft.com/office/word/2024/wordml/sdtformatlock" xmlns:w16se="http://schemas.microsoft.com/office/word/2015/wordml/symex" xmlns:wpg="http://schemas.microsoft.com/office/word/2010/wordprocessingGroup" xmlns:wpi="http://schemas.microsoft.com/office/word/2010/wordprocessingInk" xmlns:wne="http://schemas.microsoft.com/office/word/2006/wordml" xmlns:wps="http://schemas.microsoft.com/office/word/2010/wordprocessingShape" mc:Ignorable="w14 w15 w16se w16cid w16 w16cex w16sdtdh w16sdtfl w16du wp14">
   <w:endnote w:type="separator" w:id="-1">
     <w:p>
       <w:pPr>
@@ -3059,7 +2947,7 @@
 </file>
 
 <file path=word/footer1.xml><?xml version="1.0" encoding="utf-8"?>
-<w:ftr xmlns:wpc="http://schemas.microsoft.com/office/word/2010/wordprocessingCanvas" xmlns:cx="http://schemas.microsoft.com/office/drawing/2014/chartex" xmlns:cx1="http://schemas.microsoft.com/office/drawing/2015/9/8/chartex" xmlns:cx2="http://schemas.microsoft.com/office/drawing/2015/10/21/chartex" xmlns:cx3="http://schemas.microsoft.com/office/drawing/2016/5/9/chartex" xmlns:cx4="http://schemas.microsoft.com/office/drawing/2016/5/10/chartex" xmlns:cx5="http://schemas.microsoft.com/office/drawing/2016/5/11/chartex" xmlns:cx6="http://schemas.microsoft.com/office/drawing/2016/5/12/chartex" xmlns:cx7="http://schemas.microsoft.com/office/drawing/2016/5/13/chartex" xmlns:cx8="http://schemas.microsoft.com/office/drawing/2016/5/14/chartex" xmlns:mc="http://schemas.openxmlformats.org/markup-compatibility/2006" xmlns:aink="http://schemas.microsoft.com/office/drawing/2016/ink" xmlns:am3d="http://schemas.microsoft.com/office/drawing/2017/model3d" xmlns:o="urn:schemas-microsoft-com:office:office" xmlns:oel="http://schemas.microsoft.com/office/2019/extlst" xmlns:r="http://schemas.openxmlformats.org/officeDocument/2006/relationships" xmlns:m="http://schemas.openxmlformats.org/officeDocument/2006/math" xmlns:v="urn:schemas-microsoft-com:vml" xmlns:wp14="http://schemas.microsoft.com/office/word/2010/wordprocessingDrawing" xmlns:wp="http://schemas.openxmlformats.org/drawingml/2006/wordprocessingDrawing" xmlns:w10="urn:schemas-microsoft-com:office:word" xmlns:w="http://schemas.openxmlformats.org/wordprocessingml/2006/main" xmlns:w14="http://schemas.microsoft.com/office/word/2010/wordml" xmlns:w15="http://schemas.microsoft.com/office/word/2012/wordml" xmlns:w16cex="http://schemas.microsoft.com/office/word/2018/wordml/cex" xmlns:w16cid="http://schemas.microsoft.com/office/word/2016/wordml/cid" xmlns:w16="http://schemas.microsoft.com/office/word/2018/wordml" xmlns:w16du="http://schemas.microsoft.com/office/word/2023/wordml/word16du" xmlns:w16sdtdh="http://schemas.microsoft.com/office/word/2020/wordml/sdtdatahash" xmlns:w16se="http://schemas.microsoft.com/office/word/2015/wordml/symex" xmlns:wpg="http://schemas.microsoft.com/office/word/2010/wordprocessingGroup" xmlns:wpi="http://schemas.microsoft.com/office/word/2010/wordprocessingInk" xmlns:wne="http://schemas.microsoft.com/office/word/2006/wordml" xmlns:wps="http://schemas.microsoft.com/office/word/2010/wordprocessingShape" mc:Ignorable="w14 w15 w16se w16cid w16 w16cex w16sdtdh w16du wp14">
+<w:ftr xmlns:wpc="http://schemas.microsoft.com/office/word/2010/wordprocessingCanvas" xmlns:cx="http://schemas.microsoft.com/office/drawing/2014/chartex" xmlns:cx1="http://schemas.microsoft.com/office/drawing/2015/9/8/chartex" xmlns:cx2="http://schemas.microsoft.com/office/drawing/2015/10/21/chartex" xmlns:cx3="http://schemas.microsoft.com/office/drawing/2016/5/9/chartex" xmlns:cx4="http://schemas.microsoft.com/office/drawing/2016/5/10/chartex" xmlns:cx5="http://schemas.microsoft.com/office/drawing/2016/5/11/chartex" xmlns:cx6="http://schemas.microsoft.com/office/drawing/2016/5/12/chartex" xmlns:cx7="http://schemas.microsoft.com/office/drawing/2016/5/13/chartex" xmlns:cx8="http://schemas.microsoft.com/office/drawing/2016/5/14/chartex" xmlns:mc="http://schemas.openxmlformats.org/markup-compatibility/2006" xmlns:aink="http://schemas.microsoft.com/office/drawing/2016/ink" xmlns:am3d="http://schemas.microsoft.com/office/drawing/2017/model3d" xmlns:o="urn:schemas-microsoft-com:office:office" xmlns:oel="http://schemas.microsoft.com/office/2019/extlst" xmlns:r="http://schemas.openxmlformats.org/officeDocument/2006/relationships" xmlns:m="http://schemas.openxmlformats.org/officeDocument/2006/math" xmlns:v="urn:schemas-microsoft-com:vml" xmlns:wp14="http://schemas.microsoft.com/office/word/2010/wordprocessingDrawing" xmlns:wp="http://schemas.openxmlformats.org/drawingml/2006/wordprocessingDrawing" xmlns:w10="urn:schemas-microsoft-com:office:word" xmlns:w="http://schemas.openxmlformats.org/wordprocessingml/2006/main" xmlns:w14="http://schemas.microsoft.com/office/word/2010/wordml" xmlns:w15="http://schemas.microsoft.com/office/word/2012/wordml" xmlns:w16cex="http://schemas.microsoft.com/office/word/2018/wordml/cex" xmlns:w16cid="http://schemas.microsoft.com/office/word/2016/wordml/cid" xmlns:w16="http://schemas.microsoft.com/office/word/2018/wordml" xmlns:w16du="http://schemas.microsoft.com/office/word/2023/wordml/word16du" xmlns:w16sdtdh="http://schemas.microsoft.com/office/word/2020/wordml/sdtdatahash" xmlns:w16sdtfl="http://schemas.microsoft.com/office/word/2024/wordml/sdtformatlock" xmlns:w16se="http://schemas.microsoft.com/office/word/2015/wordml/symex" xmlns:wpg="http://schemas.microsoft.com/office/word/2010/wordprocessingGroup" xmlns:wpi="http://schemas.microsoft.com/office/word/2010/wordprocessingInk" xmlns:wne="http://schemas.microsoft.com/office/word/2006/wordml" xmlns:wps="http://schemas.microsoft.com/office/word/2010/wordprocessingShape" mc:Ignorable="w14 w15 w16se w16cid w16 w16cex w16sdtdh w16sdtfl w16du wp14">
   <w:p>
     <w:pPr>
       <w:pStyle w:val="Pieddepage"/>
@@ -3069,7 +2957,7 @@
 </file>
 
 <file path=word/footer2.xml><?xml version="1.0" encoding="utf-8"?>
-<w:ftr xmlns:wpc="http://schemas.microsoft.com/office/word/2010/wordprocessingCanvas" xmlns:cx="http://schemas.microsoft.com/office/drawing/2014/chartex" xmlns:cx1="http://schemas.microsoft.com/office/drawing/2015/9/8/chartex" xmlns:cx2="http://schemas.microsoft.com/office/drawing/2015/10/21/chartex" xmlns:cx3="http://schemas.microsoft.com/office/drawing/2016/5/9/chartex" xmlns:cx4="http://schemas.microsoft.com/office/drawing/2016/5/10/chartex" xmlns:cx5="http://schemas.microsoft.com/office/drawing/2016/5/11/chartex" xmlns:cx6="http://schemas.microsoft.com/office/drawing/2016/5/12/chartex" xmlns:cx7="http://schemas.microsoft.com/office/drawing/2016/5/13/chartex" xmlns:cx8="http://schemas.microsoft.com/office/drawing/2016/5/14/chartex" xmlns:mc="http://schemas.openxmlformats.org/markup-compatibility/2006" xmlns:aink="http://schemas.microsoft.com/office/drawing/2016/ink" xmlns:am3d="http://schemas.microsoft.com/office/drawing/2017/model3d" xmlns:o="urn:schemas-microsoft-com:office:office" xmlns:oel="http://schemas.microsoft.com/office/2019/extlst" xmlns:r="http://schemas.openxmlformats.org/officeDocument/2006/relationships" xmlns:m="http://schemas.openxmlformats.org/officeDocument/2006/math" xmlns:v="urn:schemas-microsoft-com:vml" xmlns:wp14="http://schemas.microsoft.com/office/word/2010/wordprocessingDrawing" xmlns:wp="http://schemas.openxmlformats.org/drawingml/2006/wordprocessingDrawing" xmlns:w10="urn:schemas-microsoft-com:office:word" xmlns:w="http://schemas.openxmlformats.org/wordprocessingml/2006/main" xmlns:w14="http://schemas.microsoft.com/office/word/2010/wordml" xmlns:w15="http://schemas.microsoft.com/office/word/2012/wordml" xmlns:w16cex="http://schemas.microsoft.com/office/word/2018/wordml/cex" xmlns:w16cid="http://schemas.microsoft.com/office/word/2016/wordml/cid" xmlns:w16="http://schemas.microsoft.com/office/word/2018/wordml" xmlns:w16du="http://schemas.microsoft.com/office/word/2023/wordml/word16du" xmlns:w16sdtdh="http://schemas.microsoft.com/office/word/2020/wordml/sdtdatahash" xmlns:w16se="http://schemas.microsoft.com/office/word/2015/wordml/symex" xmlns:wpg="http://schemas.microsoft.com/office/word/2010/wordprocessingGroup" xmlns:wpi="http://schemas.microsoft.com/office/word/2010/wordprocessingInk" xmlns:wne="http://schemas.microsoft.com/office/word/2006/wordml" xmlns:wps="http://schemas.microsoft.com/office/word/2010/wordprocessingShape" mc:Ignorable="w14 w15 w16se w16cid w16 w16cex w16sdtdh w16du wp14">
+<w:ftr xmlns:wpc="http://schemas.microsoft.com/office/word/2010/wordprocessingCanvas" xmlns:cx="http://schemas.microsoft.com/office/drawing/2014/chartex" xmlns:cx1="http://schemas.microsoft.com/office/drawing/2015/9/8/chartex" xmlns:cx2="http://schemas.microsoft.com/office/drawing/2015/10/21/chartex" xmlns:cx3="http://schemas.microsoft.com/office/drawing/2016/5/9/chartex" xmlns:cx4="http://schemas.microsoft.com/office/drawing/2016/5/10/chartex" xmlns:cx5="http://schemas.microsoft.com/office/drawing/2016/5/11/chartex" xmlns:cx6="http://schemas.microsoft.com/office/drawing/2016/5/12/chartex" xmlns:cx7="http://schemas.microsoft.com/office/drawing/2016/5/13/chartex" xmlns:cx8="http://schemas.microsoft.com/office/drawing/2016/5/14/chartex" xmlns:mc="http://schemas.openxmlformats.org/markup-compatibility/2006" xmlns:aink="http://schemas.microsoft.com/office/drawing/2016/ink" xmlns:am3d="http://schemas.microsoft.com/office/drawing/2017/model3d" xmlns:o="urn:schemas-microsoft-com:office:office" xmlns:oel="http://schemas.microsoft.com/office/2019/extlst" xmlns:r="http://schemas.openxmlformats.org/officeDocument/2006/relationships" xmlns:m="http://schemas.openxmlformats.org/officeDocument/2006/math" xmlns:v="urn:schemas-microsoft-com:vml" xmlns:wp14="http://schemas.microsoft.com/office/word/2010/wordprocessingDrawing" xmlns:wp="http://schemas.openxmlformats.org/drawingml/2006/wordprocessingDrawing" xmlns:w10="urn:schemas-microsoft-com:office:word" xmlns:w="http://schemas.openxmlformats.org/wordprocessingml/2006/main" xmlns:w14="http://schemas.microsoft.com/office/word/2010/wordml" xmlns:w15="http://schemas.microsoft.com/office/word/2012/wordml" xmlns:w16cex="http://schemas.microsoft.com/office/word/2018/wordml/cex" xmlns:w16cid="http://schemas.microsoft.com/office/word/2016/wordml/cid" xmlns:w16="http://schemas.microsoft.com/office/word/2018/wordml" xmlns:w16du="http://schemas.microsoft.com/office/word/2023/wordml/word16du" xmlns:w16sdtdh="http://schemas.microsoft.com/office/word/2020/wordml/sdtdatahash" xmlns:w16sdtfl="http://schemas.microsoft.com/office/word/2024/wordml/sdtformatlock" xmlns:w16se="http://schemas.microsoft.com/office/word/2015/wordml/symex" xmlns:wpg="http://schemas.microsoft.com/office/word/2010/wordprocessingGroup" xmlns:wpi="http://schemas.microsoft.com/office/word/2010/wordprocessingInk" xmlns:wne="http://schemas.microsoft.com/office/word/2006/wordml" xmlns:wps="http://schemas.microsoft.com/office/word/2010/wordprocessingShape" mc:Ignorable="w14 w15 w16se w16cid w16 w16cex w16sdtdh w16sdtfl w16du wp14">
   <w:tbl>
     <w:tblPr>
       <w:tblStyle w:val="Grilledutableau"/>
@@ -3178,23 +3066,7 @@
               <w:i/>
               <w:sz w:val="18"/>
             </w:rPr>
-            <w:t xml:space="preserve">Moby </w:t>
-          </w:r>
-          <w:proofErr w:type="spellStart"/>
-          <w:r>
-            <w:rPr>
-              <w:i/>
-              <w:sz w:val="18"/>
-            </w:rPr>
-            <w:t>Crea</w:t>
-          </w:r>
-          <w:proofErr w:type="spellEnd"/>
-          <w:r>
-            <w:rPr>
-              <w:i/>
-              <w:sz w:val="18"/>
-            </w:rPr>
-            <w:t xml:space="preserve"> </w:t>
+            <w:t xml:space="preserve">Moby Crea </w:t>
           </w:r>
         </w:p>
         <w:p>
@@ -3226,7 +3098,7 @@
 </file>
 
 <file path=word/footer3.xml><?xml version="1.0" encoding="utf-8"?>
-<w:ftr xmlns:wpc="http://schemas.microsoft.com/office/word/2010/wordprocessingCanvas" xmlns:cx="http://schemas.microsoft.com/office/drawing/2014/chartex" xmlns:cx1="http://schemas.microsoft.com/office/drawing/2015/9/8/chartex" xmlns:cx2="http://schemas.microsoft.com/office/drawing/2015/10/21/chartex" xmlns:cx3="http://schemas.microsoft.com/office/drawing/2016/5/9/chartex" xmlns:cx4="http://schemas.microsoft.com/office/drawing/2016/5/10/chartex" xmlns:cx5="http://schemas.microsoft.com/office/drawing/2016/5/11/chartex" xmlns:cx6="http://schemas.microsoft.com/office/drawing/2016/5/12/chartex" xmlns:cx7="http://schemas.microsoft.com/office/drawing/2016/5/13/chartex" xmlns:cx8="http://schemas.microsoft.com/office/drawing/2016/5/14/chartex" xmlns:mc="http://schemas.openxmlformats.org/markup-compatibility/2006" xmlns:aink="http://schemas.microsoft.com/office/drawing/2016/ink" xmlns:am3d="http://schemas.microsoft.com/office/drawing/2017/model3d" xmlns:o="urn:schemas-microsoft-com:office:office" xmlns:oel="http://schemas.microsoft.com/office/2019/extlst" xmlns:r="http://schemas.openxmlformats.org/officeDocument/2006/relationships" xmlns:m="http://schemas.openxmlformats.org/officeDocument/2006/math" xmlns:v="urn:schemas-microsoft-com:vml" xmlns:wp14="http://schemas.microsoft.com/office/word/2010/wordprocessingDrawing" xmlns:wp="http://schemas.openxmlformats.org/drawingml/2006/wordprocessingDrawing" xmlns:w10="urn:schemas-microsoft-com:office:word" xmlns:w="http://schemas.openxmlformats.org/wordprocessingml/2006/main" xmlns:w14="http://schemas.microsoft.com/office/word/2010/wordml" xmlns:w15="http://schemas.microsoft.com/office/word/2012/wordml" xmlns:w16cex="http://schemas.microsoft.com/office/word/2018/wordml/cex" xmlns:w16cid="http://schemas.microsoft.com/office/word/2016/wordml/cid" xmlns:w16="http://schemas.microsoft.com/office/word/2018/wordml" xmlns:w16du="http://schemas.microsoft.com/office/word/2023/wordml/word16du" xmlns:w16sdtdh="http://schemas.microsoft.com/office/word/2020/wordml/sdtdatahash" xmlns:w16se="http://schemas.microsoft.com/office/word/2015/wordml/symex" xmlns:wpg="http://schemas.microsoft.com/office/word/2010/wordprocessingGroup" xmlns:wpi="http://schemas.microsoft.com/office/word/2010/wordprocessingInk" xmlns:wne="http://schemas.microsoft.com/office/word/2006/wordml" xmlns:wps="http://schemas.microsoft.com/office/word/2010/wordprocessingShape" mc:Ignorable="w14 w15 w16se w16cid w16 w16cex w16sdtdh w16du wp14">
+<w:ftr xmlns:wpc="http://schemas.microsoft.com/office/word/2010/wordprocessingCanvas" xmlns:cx="http://schemas.microsoft.com/office/drawing/2014/chartex" xmlns:cx1="http://schemas.microsoft.com/office/drawing/2015/9/8/chartex" xmlns:cx2="http://schemas.microsoft.com/office/drawing/2015/10/21/chartex" xmlns:cx3="http://schemas.microsoft.com/office/drawing/2016/5/9/chartex" xmlns:cx4="http://schemas.microsoft.com/office/drawing/2016/5/10/chartex" xmlns:cx5="http://schemas.microsoft.com/office/drawing/2016/5/11/chartex" xmlns:cx6="http://schemas.microsoft.com/office/drawing/2016/5/12/chartex" xmlns:cx7="http://schemas.microsoft.com/office/drawing/2016/5/13/chartex" xmlns:cx8="http://schemas.microsoft.com/office/drawing/2016/5/14/chartex" xmlns:mc="http://schemas.openxmlformats.org/markup-compatibility/2006" xmlns:aink="http://schemas.microsoft.com/office/drawing/2016/ink" xmlns:am3d="http://schemas.microsoft.com/office/drawing/2017/model3d" xmlns:o="urn:schemas-microsoft-com:office:office" xmlns:oel="http://schemas.microsoft.com/office/2019/extlst" xmlns:r="http://schemas.openxmlformats.org/officeDocument/2006/relationships" xmlns:m="http://schemas.openxmlformats.org/officeDocument/2006/math" xmlns:v="urn:schemas-microsoft-com:vml" xmlns:wp14="http://schemas.microsoft.com/office/word/2010/wordprocessingDrawing" xmlns:wp="http://schemas.openxmlformats.org/drawingml/2006/wordprocessingDrawing" xmlns:w10="urn:schemas-microsoft-com:office:word" xmlns:w="http://schemas.openxmlformats.org/wordprocessingml/2006/main" xmlns:w14="http://schemas.microsoft.com/office/word/2010/wordml" xmlns:w15="http://schemas.microsoft.com/office/word/2012/wordml" xmlns:w16cex="http://schemas.microsoft.com/office/word/2018/wordml/cex" xmlns:w16cid="http://schemas.microsoft.com/office/word/2016/wordml/cid" xmlns:w16="http://schemas.microsoft.com/office/word/2018/wordml" xmlns:w16du="http://schemas.microsoft.com/office/word/2023/wordml/word16du" xmlns:w16sdtdh="http://schemas.microsoft.com/office/word/2020/wordml/sdtdatahash" xmlns:w16sdtfl="http://schemas.microsoft.com/office/word/2024/wordml/sdtformatlock" xmlns:w16se="http://schemas.microsoft.com/office/word/2015/wordml/symex" xmlns:wpg="http://schemas.microsoft.com/office/word/2010/wordprocessingGroup" xmlns:wpi="http://schemas.microsoft.com/office/word/2010/wordprocessingInk" xmlns:wne="http://schemas.microsoft.com/office/word/2006/wordml" xmlns:wps="http://schemas.microsoft.com/office/word/2010/wordprocessingShape" mc:Ignorable="w14 w15 w16se w16cid w16 w16cex w16sdtdh w16sdtfl w16du wp14">
   <w:tbl>
     <w:tblPr>
       <w:tblStyle w:val="Grilledutableau"/>
@@ -3335,17 +3207,8 @@
               <w:i/>
               <w:sz w:val="18"/>
             </w:rPr>
-            <w:t xml:space="preserve">Moby </w:t>
+            <w:t>Moby Crea</w:t>
           </w:r>
-          <w:proofErr w:type="spellStart"/>
-          <w:r>
-            <w:rPr>
-              <w:i/>
-              <w:sz w:val="18"/>
-            </w:rPr>
-            <w:t>Crea</w:t>
-          </w:r>
-          <w:proofErr w:type="spellEnd"/>
         </w:p>
         <w:p>
           <w:pPr>
@@ -3376,7 +3239,7 @@
 </file>
 
 <file path=word/footnotes.xml><?xml version="1.0" encoding="utf-8"?>
-<w:footnotes xmlns:wpc="http://schemas.microsoft.com/office/word/2010/wordprocessingCanvas" xmlns:cx="http://schemas.microsoft.com/office/drawing/2014/chartex" xmlns:cx1="http://schemas.microsoft.com/office/drawing/2015/9/8/chartex" xmlns:cx2="http://schemas.microsoft.com/office/drawing/2015/10/21/chartex" xmlns:cx3="http://schemas.microsoft.com/office/drawing/2016/5/9/chartex" xmlns:cx4="http://schemas.microsoft.com/office/drawing/2016/5/10/chartex" xmlns:cx5="http://schemas.microsoft.com/office/drawing/2016/5/11/chartex" xmlns:cx6="http://schemas.microsoft.com/office/drawing/2016/5/12/chartex" xmlns:cx7="http://schemas.microsoft.com/office/drawing/2016/5/13/chartex" xmlns:cx8="http://schemas.microsoft.com/office/drawing/2016/5/14/chartex" xmlns:mc="http://schemas.openxmlformats.org/markup-compatibility/2006" xmlns:aink="http://schemas.microsoft.com/office/drawing/2016/ink" xmlns:am3d="http://schemas.microsoft.com/office/drawing/2017/model3d" xmlns:o="urn:schemas-microsoft-com:office:office" xmlns:oel="http://schemas.microsoft.com/office/2019/extlst" xmlns:r="http://schemas.openxmlformats.org/officeDocument/2006/relationships" xmlns:m="http://schemas.openxmlformats.org/officeDocument/2006/math" xmlns:v="urn:schemas-microsoft-com:vml" xmlns:wp14="http://schemas.microsoft.com/office/word/2010/wordprocessingDrawing" xmlns:wp="http://schemas.openxmlformats.org/drawingml/2006/wordprocessingDrawing" xmlns:w10="urn:schemas-microsoft-com:office:word" xmlns:w="http://schemas.openxmlformats.org/wordprocessingml/2006/main" xmlns:w14="http://schemas.microsoft.com/office/word/2010/wordml" xmlns:w15="http://schemas.microsoft.com/office/word/2012/wordml" xmlns:w16cex="http://schemas.microsoft.com/office/word/2018/wordml/cex" xmlns:w16cid="http://schemas.microsoft.com/office/word/2016/wordml/cid" xmlns:w16="http://schemas.microsoft.com/office/word/2018/wordml" xmlns:w16du="http://schemas.microsoft.com/office/word/2023/wordml/word16du" xmlns:w16sdtdh="http://schemas.microsoft.com/office/word/2020/wordml/sdtdatahash" xmlns:w16se="http://schemas.microsoft.com/office/word/2015/wordml/symex" xmlns:wpg="http://schemas.microsoft.com/office/word/2010/wordprocessingGroup" xmlns:wpi="http://schemas.microsoft.com/office/word/2010/wordprocessingInk" xmlns:wne="http://schemas.microsoft.com/office/word/2006/wordml" xmlns:wps="http://schemas.microsoft.com/office/word/2010/wordprocessingShape" mc:Ignorable="w14 w15 w16se w16cid w16 w16cex w16sdtdh w16du wp14">
+<w:footnotes xmlns:wpc="http://schemas.microsoft.com/office/word/2010/wordprocessingCanvas" xmlns:cx="http://schemas.microsoft.com/office/drawing/2014/chartex" xmlns:cx1="http://schemas.microsoft.com/office/drawing/2015/9/8/chartex" xmlns:cx2="http://schemas.microsoft.com/office/drawing/2015/10/21/chartex" xmlns:cx3="http://schemas.microsoft.com/office/drawing/2016/5/9/chartex" xmlns:cx4="http://schemas.microsoft.com/office/drawing/2016/5/10/chartex" xmlns:cx5="http://schemas.microsoft.com/office/drawing/2016/5/11/chartex" xmlns:cx6="http://schemas.microsoft.com/office/drawing/2016/5/12/chartex" xmlns:cx7="http://schemas.microsoft.com/office/drawing/2016/5/13/chartex" xmlns:cx8="http://schemas.microsoft.com/office/drawing/2016/5/14/chartex" xmlns:mc="http://schemas.openxmlformats.org/markup-compatibility/2006" xmlns:aink="http://schemas.microsoft.com/office/drawing/2016/ink" xmlns:am3d="http://schemas.microsoft.com/office/drawing/2017/model3d" xmlns:o="urn:schemas-microsoft-com:office:office" xmlns:oel="http://schemas.microsoft.com/office/2019/extlst" xmlns:r="http://schemas.openxmlformats.org/officeDocument/2006/relationships" xmlns:m="http://schemas.openxmlformats.org/officeDocument/2006/math" xmlns:v="urn:schemas-microsoft-com:vml" xmlns:wp14="http://schemas.microsoft.com/office/word/2010/wordprocessingDrawing" xmlns:wp="http://schemas.openxmlformats.org/drawingml/2006/wordprocessingDrawing" xmlns:w10="urn:schemas-microsoft-com:office:word" xmlns:w="http://schemas.openxmlformats.org/wordprocessingml/2006/main" xmlns:w14="http://schemas.microsoft.com/office/word/2010/wordml" xmlns:w15="http://schemas.microsoft.com/office/word/2012/wordml" xmlns:w16cex="http://schemas.microsoft.com/office/word/2018/wordml/cex" xmlns:w16cid="http://schemas.microsoft.com/office/word/2016/wordml/cid" xmlns:w16="http://schemas.microsoft.com/office/word/2018/wordml" xmlns:w16du="http://schemas.microsoft.com/office/word/2023/wordml/word16du" xmlns:w16sdtdh="http://schemas.microsoft.com/office/word/2020/wordml/sdtdatahash" xmlns:w16sdtfl="http://schemas.microsoft.com/office/word/2024/wordml/sdtformatlock" xmlns:w16se="http://schemas.microsoft.com/office/word/2015/wordml/symex" xmlns:wpg="http://schemas.microsoft.com/office/word/2010/wordprocessingGroup" xmlns:wpi="http://schemas.microsoft.com/office/word/2010/wordprocessingInk" xmlns:wne="http://schemas.microsoft.com/office/word/2006/wordml" xmlns:wps="http://schemas.microsoft.com/office/word/2010/wordprocessingShape" mc:Ignorable="w14 w15 w16se w16cid w16 w16cex w16sdtdh w16sdtfl w16du wp14">
   <w:footnote w:type="separator" w:id="-1">
     <w:p>
       <w:pPr>
@@ -3401,7 +3264,7 @@
 </file>
 
 <file path=word/header1.xml><?xml version="1.0" encoding="utf-8"?>
-<w:hdr xmlns:wpc="http://schemas.microsoft.com/office/word/2010/wordprocessingCanvas" xmlns:cx="http://schemas.microsoft.com/office/drawing/2014/chartex" xmlns:cx1="http://schemas.microsoft.com/office/drawing/2015/9/8/chartex" xmlns:cx2="http://schemas.microsoft.com/office/drawing/2015/10/21/chartex" xmlns:cx3="http://schemas.microsoft.com/office/drawing/2016/5/9/chartex" xmlns:cx4="http://schemas.microsoft.com/office/drawing/2016/5/10/chartex" xmlns:cx5="http://schemas.microsoft.com/office/drawing/2016/5/11/chartex" xmlns:cx6="http://schemas.microsoft.com/office/drawing/2016/5/12/chartex" xmlns:cx7="http://schemas.microsoft.com/office/drawing/2016/5/13/chartex" xmlns:cx8="http://schemas.microsoft.com/office/drawing/2016/5/14/chartex" xmlns:mc="http://schemas.openxmlformats.org/markup-compatibility/2006" xmlns:aink="http://schemas.microsoft.com/office/drawing/2016/ink" xmlns:am3d="http://schemas.microsoft.com/office/drawing/2017/model3d" xmlns:o="urn:schemas-microsoft-com:office:office" xmlns:oel="http://schemas.microsoft.com/office/2019/extlst" xmlns:r="http://schemas.openxmlformats.org/officeDocument/2006/relationships" xmlns:m="http://schemas.openxmlformats.org/officeDocument/2006/math" xmlns:v="urn:schemas-microsoft-com:vml" xmlns:wp14="http://schemas.microsoft.com/office/word/2010/wordprocessingDrawing" xmlns:wp="http://schemas.openxmlformats.org/drawingml/2006/wordprocessingDrawing" xmlns:w10="urn:schemas-microsoft-com:office:word" xmlns:w="http://schemas.openxmlformats.org/wordprocessingml/2006/main" xmlns:w14="http://schemas.microsoft.com/office/word/2010/wordml" xmlns:w15="http://schemas.microsoft.com/office/word/2012/wordml" xmlns:w16cex="http://schemas.microsoft.com/office/word/2018/wordml/cex" xmlns:w16cid="http://schemas.microsoft.com/office/word/2016/wordml/cid" xmlns:w16="http://schemas.microsoft.com/office/word/2018/wordml" xmlns:w16du="http://schemas.microsoft.com/office/word/2023/wordml/word16du" xmlns:w16sdtdh="http://schemas.microsoft.com/office/word/2020/wordml/sdtdatahash" xmlns:w16se="http://schemas.microsoft.com/office/word/2015/wordml/symex" xmlns:wpg="http://schemas.microsoft.com/office/word/2010/wordprocessingGroup" xmlns:wpi="http://schemas.microsoft.com/office/word/2010/wordprocessingInk" xmlns:wne="http://schemas.microsoft.com/office/word/2006/wordml" xmlns:wps="http://schemas.microsoft.com/office/word/2010/wordprocessingShape" mc:Ignorable="w14 w15 w16se w16cid w16 w16cex w16sdtdh w16du wp14">
+<w:hdr xmlns:wpc="http://schemas.microsoft.com/office/word/2010/wordprocessingCanvas" xmlns:cx="http://schemas.microsoft.com/office/drawing/2014/chartex" xmlns:cx1="http://schemas.microsoft.com/office/drawing/2015/9/8/chartex" xmlns:cx2="http://schemas.microsoft.com/office/drawing/2015/10/21/chartex" xmlns:cx3="http://schemas.microsoft.com/office/drawing/2016/5/9/chartex" xmlns:cx4="http://schemas.microsoft.com/office/drawing/2016/5/10/chartex" xmlns:cx5="http://schemas.microsoft.com/office/drawing/2016/5/11/chartex" xmlns:cx6="http://schemas.microsoft.com/office/drawing/2016/5/12/chartex" xmlns:cx7="http://schemas.microsoft.com/office/drawing/2016/5/13/chartex" xmlns:cx8="http://schemas.microsoft.com/office/drawing/2016/5/14/chartex" xmlns:mc="http://schemas.openxmlformats.org/markup-compatibility/2006" xmlns:aink="http://schemas.microsoft.com/office/drawing/2016/ink" xmlns:am3d="http://schemas.microsoft.com/office/drawing/2017/model3d" xmlns:o="urn:schemas-microsoft-com:office:office" xmlns:oel="http://schemas.microsoft.com/office/2019/extlst" xmlns:r="http://schemas.openxmlformats.org/officeDocument/2006/relationships" xmlns:m="http://schemas.openxmlformats.org/officeDocument/2006/math" xmlns:v="urn:schemas-microsoft-com:vml" xmlns:wp14="http://schemas.microsoft.com/office/word/2010/wordprocessingDrawing" xmlns:wp="http://schemas.openxmlformats.org/drawingml/2006/wordprocessingDrawing" xmlns:w10="urn:schemas-microsoft-com:office:word" xmlns:w="http://schemas.openxmlformats.org/wordprocessingml/2006/main" xmlns:w14="http://schemas.microsoft.com/office/word/2010/wordml" xmlns:w15="http://schemas.microsoft.com/office/word/2012/wordml" xmlns:w16cex="http://schemas.microsoft.com/office/word/2018/wordml/cex" xmlns:w16cid="http://schemas.microsoft.com/office/word/2016/wordml/cid" xmlns:w16="http://schemas.microsoft.com/office/word/2018/wordml" xmlns:w16du="http://schemas.microsoft.com/office/word/2023/wordml/word16du" xmlns:w16sdtdh="http://schemas.microsoft.com/office/word/2020/wordml/sdtdatahash" xmlns:w16sdtfl="http://schemas.microsoft.com/office/word/2024/wordml/sdtformatlock" xmlns:w16se="http://schemas.microsoft.com/office/word/2015/wordml/symex" xmlns:wpg="http://schemas.microsoft.com/office/word/2010/wordprocessingGroup" xmlns:wpi="http://schemas.microsoft.com/office/word/2010/wordprocessingInk" xmlns:wne="http://schemas.microsoft.com/office/word/2006/wordml" xmlns:wps="http://schemas.microsoft.com/office/word/2010/wordprocessingShape" mc:Ignorable="w14 w15 w16se w16cid w16 w16cex w16sdtdh w16sdtfl w16du wp14">
   <w:p>
     <w:pPr>
       <w:pStyle w:val="En-tte"/>
@@ -3411,7 +3274,7 @@
 </file>
 
 <file path=word/header2.xml><?xml version="1.0" encoding="utf-8"?>
-<w:hdr xmlns:wpc="http://schemas.microsoft.com/office/word/2010/wordprocessingCanvas" xmlns:cx="http://schemas.microsoft.com/office/drawing/2014/chartex" xmlns:cx1="http://schemas.microsoft.com/office/drawing/2015/9/8/chartex" xmlns:cx2="http://schemas.microsoft.com/office/drawing/2015/10/21/chartex" xmlns:cx3="http://schemas.microsoft.com/office/drawing/2016/5/9/chartex" xmlns:cx4="http://schemas.microsoft.com/office/drawing/2016/5/10/chartex" xmlns:cx5="http://schemas.microsoft.com/office/drawing/2016/5/11/chartex" xmlns:cx6="http://schemas.microsoft.com/office/drawing/2016/5/12/chartex" xmlns:cx7="http://schemas.microsoft.com/office/drawing/2016/5/13/chartex" xmlns:cx8="http://schemas.microsoft.com/office/drawing/2016/5/14/chartex" xmlns:mc="http://schemas.openxmlformats.org/markup-compatibility/2006" xmlns:aink="http://schemas.microsoft.com/office/drawing/2016/ink" xmlns:am3d="http://schemas.microsoft.com/office/drawing/2017/model3d" xmlns:o="urn:schemas-microsoft-com:office:office" xmlns:oel="http://schemas.microsoft.com/office/2019/extlst" xmlns:r="http://schemas.openxmlformats.org/officeDocument/2006/relationships" xmlns:m="http://schemas.openxmlformats.org/officeDocument/2006/math" xmlns:v="urn:schemas-microsoft-com:vml" xmlns:wp14="http://schemas.microsoft.com/office/word/2010/wordprocessingDrawing" xmlns:wp="http://schemas.openxmlformats.org/drawingml/2006/wordprocessingDrawing" xmlns:w10="urn:schemas-microsoft-com:office:word" xmlns:w="http://schemas.openxmlformats.org/wordprocessingml/2006/main" xmlns:w14="http://schemas.microsoft.com/office/word/2010/wordml" xmlns:w15="http://schemas.microsoft.com/office/word/2012/wordml" xmlns:w16cex="http://schemas.microsoft.com/office/word/2018/wordml/cex" xmlns:w16cid="http://schemas.microsoft.com/office/word/2016/wordml/cid" xmlns:w16="http://schemas.microsoft.com/office/word/2018/wordml" xmlns:w16du="http://schemas.microsoft.com/office/word/2023/wordml/word16du" xmlns:w16sdtdh="http://schemas.microsoft.com/office/word/2020/wordml/sdtdatahash" xmlns:w16se="http://schemas.microsoft.com/office/word/2015/wordml/symex" xmlns:wpg="http://schemas.microsoft.com/office/word/2010/wordprocessingGroup" xmlns:wpi="http://schemas.microsoft.com/office/word/2010/wordprocessingInk" xmlns:wne="http://schemas.microsoft.com/office/word/2006/wordml" xmlns:wps="http://schemas.microsoft.com/office/word/2010/wordprocessingShape" mc:Ignorable="w14 w15 w16se w16cid w16 w16cex w16sdtdh w16du wp14">
+<w:hdr xmlns:wpc="http://schemas.microsoft.com/office/word/2010/wordprocessingCanvas" xmlns:cx="http://schemas.microsoft.com/office/drawing/2014/chartex" xmlns:cx1="http://schemas.microsoft.com/office/drawing/2015/9/8/chartex" xmlns:cx2="http://schemas.microsoft.com/office/drawing/2015/10/21/chartex" xmlns:cx3="http://schemas.microsoft.com/office/drawing/2016/5/9/chartex" xmlns:cx4="http://schemas.microsoft.com/office/drawing/2016/5/10/chartex" xmlns:cx5="http://schemas.microsoft.com/office/drawing/2016/5/11/chartex" xmlns:cx6="http://schemas.microsoft.com/office/drawing/2016/5/12/chartex" xmlns:cx7="http://schemas.microsoft.com/office/drawing/2016/5/13/chartex" xmlns:cx8="http://schemas.microsoft.com/office/drawing/2016/5/14/chartex" xmlns:mc="http://schemas.openxmlformats.org/markup-compatibility/2006" xmlns:aink="http://schemas.microsoft.com/office/drawing/2016/ink" xmlns:am3d="http://schemas.microsoft.com/office/drawing/2017/model3d" xmlns:o="urn:schemas-microsoft-com:office:office" xmlns:oel="http://schemas.microsoft.com/office/2019/extlst" xmlns:r="http://schemas.openxmlformats.org/officeDocument/2006/relationships" xmlns:m="http://schemas.openxmlformats.org/officeDocument/2006/math" xmlns:v="urn:schemas-microsoft-com:vml" xmlns:wp14="http://schemas.microsoft.com/office/word/2010/wordprocessingDrawing" xmlns:wp="http://schemas.openxmlformats.org/drawingml/2006/wordprocessingDrawing" xmlns:w10="urn:schemas-microsoft-com:office:word" xmlns:w="http://schemas.openxmlformats.org/wordprocessingml/2006/main" xmlns:w14="http://schemas.microsoft.com/office/word/2010/wordml" xmlns:w15="http://schemas.microsoft.com/office/word/2012/wordml" xmlns:w16cex="http://schemas.microsoft.com/office/word/2018/wordml/cex" xmlns:w16cid="http://schemas.microsoft.com/office/word/2016/wordml/cid" xmlns:w16="http://schemas.microsoft.com/office/word/2018/wordml" xmlns:w16du="http://schemas.microsoft.com/office/word/2023/wordml/word16du" xmlns:w16sdtdh="http://schemas.microsoft.com/office/word/2020/wordml/sdtdatahash" xmlns:w16sdtfl="http://schemas.microsoft.com/office/word/2024/wordml/sdtformatlock" xmlns:w16se="http://schemas.microsoft.com/office/word/2015/wordml/symex" xmlns:wpg="http://schemas.microsoft.com/office/word/2010/wordprocessingGroup" xmlns:wpi="http://schemas.microsoft.com/office/word/2010/wordprocessingInk" xmlns:wne="http://schemas.microsoft.com/office/word/2006/wordml" xmlns:wps="http://schemas.microsoft.com/office/word/2010/wordprocessingShape" mc:Ignorable="w14 w15 w16se w16cid w16 w16cex w16sdtdh w16sdtfl w16du wp14">
   <w:tbl>
     <w:tblPr>
       <w:tblStyle w:val="Grilledutableau"/>
@@ -3600,7 +3463,7 @@
 </file>
 
 <file path=word/header3.xml><?xml version="1.0" encoding="utf-8"?>
-<w:hdr xmlns:wpc="http://schemas.microsoft.com/office/word/2010/wordprocessingCanvas" xmlns:cx="http://schemas.microsoft.com/office/drawing/2014/chartex" xmlns:cx1="http://schemas.microsoft.com/office/drawing/2015/9/8/chartex" xmlns:cx2="http://schemas.microsoft.com/office/drawing/2015/10/21/chartex" xmlns:cx3="http://schemas.microsoft.com/office/drawing/2016/5/9/chartex" xmlns:cx4="http://schemas.microsoft.com/office/drawing/2016/5/10/chartex" xmlns:cx5="http://schemas.microsoft.com/office/drawing/2016/5/11/chartex" xmlns:cx6="http://schemas.microsoft.com/office/drawing/2016/5/12/chartex" xmlns:cx7="http://schemas.microsoft.com/office/drawing/2016/5/13/chartex" xmlns:cx8="http://schemas.microsoft.com/office/drawing/2016/5/14/chartex" xmlns:mc="http://schemas.openxmlformats.org/markup-compatibility/2006" xmlns:aink="http://schemas.microsoft.com/office/drawing/2016/ink" xmlns:am3d="http://schemas.microsoft.com/office/drawing/2017/model3d" xmlns:o="urn:schemas-microsoft-com:office:office" xmlns:oel="http://schemas.microsoft.com/office/2019/extlst" xmlns:r="http://schemas.openxmlformats.org/officeDocument/2006/relationships" xmlns:m="http://schemas.openxmlformats.org/officeDocument/2006/math" xmlns:v="urn:schemas-microsoft-com:vml" xmlns:wp14="http://schemas.microsoft.com/office/word/2010/wordprocessingDrawing" xmlns:wp="http://schemas.openxmlformats.org/drawingml/2006/wordprocessingDrawing" xmlns:w10="urn:schemas-microsoft-com:office:word" xmlns:w="http://schemas.openxmlformats.org/wordprocessingml/2006/main" xmlns:w14="http://schemas.microsoft.com/office/word/2010/wordml" xmlns:w15="http://schemas.microsoft.com/office/word/2012/wordml" xmlns:w16cex="http://schemas.microsoft.com/office/word/2018/wordml/cex" xmlns:w16cid="http://schemas.microsoft.com/office/word/2016/wordml/cid" xmlns:w16="http://schemas.microsoft.com/office/word/2018/wordml" xmlns:w16du="http://schemas.microsoft.com/office/word/2023/wordml/word16du" xmlns:w16sdtdh="http://schemas.microsoft.com/office/word/2020/wordml/sdtdatahash" xmlns:w16se="http://schemas.microsoft.com/office/word/2015/wordml/symex" xmlns:wpg="http://schemas.microsoft.com/office/word/2010/wordprocessingGroup" xmlns:wpi="http://schemas.microsoft.com/office/word/2010/wordprocessingInk" xmlns:wne="http://schemas.microsoft.com/office/word/2006/wordml" xmlns:wps="http://schemas.microsoft.com/office/word/2010/wordprocessingShape" mc:Ignorable="w14 w15 w16se w16cid w16 w16cex w16sdtdh w16du wp14">
+<w:hdr xmlns:wpc="http://schemas.microsoft.com/office/word/2010/wordprocessingCanvas" xmlns:cx="http://schemas.microsoft.com/office/drawing/2014/chartex" xmlns:cx1="http://schemas.microsoft.com/office/drawing/2015/9/8/chartex" xmlns:cx2="http://schemas.microsoft.com/office/drawing/2015/10/21/chartex" xmlns:cx3="http://schemas.microsoft.com/office/drawing/2016/5/9/chartex" xmlns:cx4="http://schemas.microsoft.com/office/drawing/2016/5/10/chartex" xmlns:cx5="http://schemas.microsoft.com/office/drawing/2016/5/11/chartex" xmlns:cx6="http://schemas.microsoft.com/office/drawing/2016/5/12/chartex" xmlns:cx7="http://schemas.microsoft.com/office/drawing/2016/5/13/chartex" xmlns:cx8="http://schemas.microsoft.com/office/drawing/2016/5/14/chartex" xmlns:mc="http://schemas.openxmlformats.org/markup-compatibility/2006" xmlns:aink="http://schemas.microsoft.com/office/drawing/2016/ink" xmlns:am3d="http://schemas.microsoft.com/office/drawing/2017/model3d" xmlns:o="urn:schemas-microsoft-com:office:office" xmlns:oel="http://schemas.microsoft.com/office/2019/extlst" xmlns:r="http://schemas.openxmlformats.org/officeDocument/2006/relationships" xmlns:m="http://schemas.openxmlformats.org/officeDocument/2006/math" xmlns:v="urn:schemas-microsoft-com:vml" xmlns:wp14="http://schemas.microsoft.com/office/word/2010/wordprocessingDrawing" xmlns:wp="http://schemas.openxmlformats.org/drawingml/2006/wordprocessingDrawing" xmlns:w10="urn:schemas-microsoft-com:office:word" xmlns:w="http://schemas.openxmlformats.org/wordprocessingml/2006/main" xmlns:w14="http://schemas.microsoft.com/office/word/2010/wordml" xmlns:w15="http://schemas.microsoft.com/office/word/2012/wordml" xmlns:w16cex="http://schemas.microsoft.com/office/word/2018/wordml/cex" xmlns:w16cid="http://schemas.microsoft.com/office/word/2016/wordml/cid" xmlns:w16="http://schemas.microsoft.com/office/word/2018/wordml" xmlns:w16du="http://schemas.microsoft.com/office/word/2023/wordml/word16du" xmlns:w16sdtdh="http://schemas.microsoft.com/office/word/2020/wordml/sdtdatahash" xmlns:w16sdtfl="http://schemas.microsoft.com/office/word/2024/wordml/sdtformatlock" xmlns:w16se="http://schemas.microsoft.com/office/word/2015/wordml/symex" xmlns:wpg="http://schemas.microsoft.com/office/word/2010/wordprocessingGroup" xmlns:wpi="http://schemas.microsoft.com/office/word/2010/wordprocessingInk" xmlns:wne="http://schemas.microsoft.com/office/word/2006/wordml" xmlns:wps="http://schemas.microsoft.com/office/word/2010/wordprocessingShape" mc:Ignorable="w14 w15 w16se w16cid w16 w16cex w16sdtdh w16sdtfl w16du wp14">
   <w:tbl>
     <w:tblPr>
       <w:tblStyle w:val="Grilledutableau"/>
@@ -3789,7 +3652,7 @@
 </file>
 
 <file path=word/numbering.xml><?xml version="1.0" encoding="utf-8"?>
-<w:numbering xmlns:wpc="http://schemas.microsoft.com/office/word/2010/wordprocessingCanvas" xmlns:cx="http://schemas.microsoft.com/office/drawing/2014/chartex" xmlns:cx1="http://schemas.microsoft.com/office/drawing/2015/9/8/chartex" xmlns:cx2="http://schemas.microsoft.com/office/drawing/2015/10/21/chartex" xmlns:cx3="http://schemas.microsoft.com/office/drawing/2016/5/9/chartex" xmlns:cx4="http://schemas.microsoft.com/office/drawing/2016/5/10/chartex" xmlns:cx5="http://schemas.microsoft.com/office/drawing/2016/5/11/chartex" xmlns:cx6="http://schemas.microsoft.com/office/drawing/2016/5/12/chartex" xmlns:cx7="http://schemas.microsoft.com/office/drawing/2016/5/13/chartex" xmlns:cx8="http://schemas.microsoft.com/office/drawing/2016/5/14/chartex" xmlns:mc="http://schemas.openxmlformats.org/markup-compatibility/2006" xmlns:aink="http://schemas.microsoft.com/office/drawing/2016/ink" xmlns:am3d="http://schemas.microsoft.com/office/drawing/2017/model3d" xmlns:o="urn:schemas-microsoft-com:office:office" xmlns:oel="http://schemas.microsoft.com/office/2019/extlst" xmlns:r="http://schemas.openxmlformats.org/officeDocument/2006/relationships" xmlns:m="http://schemas.openxmlformats.org/officeDocument/2006/math" xmlns:v="urn:schemas-microsoft-com:vml" xmlns:wp14="http://schemas.microsoft.com/office/word/2010/wordprocessingDrawing" xmlns:wp="http://schemas.openxmlformats.org/drawingml/2006/wordprocessingDrawing" xmlns:w10="urn:schemas-microsoft-com:office:word" xmlns:w="http://schemas.openxmlformats.org/wordprocessingml/2006/main" xmlns:w14="http://schemas.microsoft.com/office/word/2010/wordml" xmlns:w15="http://schemas.microsoft.com/office/word/2012/wordml" xmlns:w16cex="http://schemas.microsoft.com/office/word/2018/wordml/cex" xmlns:w16cid="http://schemas.microsoft.com/office/word/2016/wordml/cid" xmlns:w16="http://schemas.microsoft.com/office/word/2018/wordml" xmlns:w16du="http://schemas.microsoft.com/office/word/2023/wordml/word16du" xmlns:w16sdtdh="http://schemas.microsoft.com/office/word/2020/wordml/sdtdatahash" xmlns:w16se="http://schemas.microsoft.com/office/word/2015/wordml/symex" xmlns:wpg="http://schemas.microsoft.com/office/word/2010/wordprocessingGroup" xmlns:wpi="http://schemas.microsoft.com/office/word/2010/wordprocessingInk" xmlns:wne="http://schemas.microsoft.com/office/word/2006/wordml" xmlns:wps="http://schemas.microsoft.com/office/word/2010/wordprocessingShape" mc:Ignorable="w14 w15 w16se w16cid w16 w16cex w16sdtdh w16du wp14">
+<w:numbering xmlns:wpc="http://schemas.microsoft.com/office/word/2010/wordprocessingCanvas" xmlns:cx="http://schemas.microsoft.com/office/drawing/2014/chartex" xmlns:cx1="http://schemas.microsoft.com/office/drawing/2015/9/8/chartex" xmlns:cx2="http://schemas.microsoft.com/office/drawing/2015/10/21/chartex" xmlns:cx3="http://schemas.microsoft.com/office/drawing/2016/5/9/chartex" xmlns:cx4="http://schemas.microsoft.com/office/drawing/2016/5/10/chartex" xmlns:cx5="http://schemas.microsoft.com/office/drawing/2016/5/11/chartex" xmlns:cx6="http://schemas.microsoft.com/office/drawing/2016/5/12/chartex" xmlns:cx7="http://schemas.microsoft.com/office/drawing/2016/5/13/chartex" xmlns:cx8="http://schemas.microsoft.com/office/drawing/2016/5/14/chartex" xmlns:mc="http://schemas.openxmlformats.org/markup-compatibility/2006" xmlns:aink="http://schemas.microsoft.com/office/drawing/2016/ink" xmlns:am3d="http://schemas.microsoft.com/office/drawing/2017/model3d" xmlns:o="urn:schemas-microsoft-com:office:office" xmlns:oel="http://schemas.microsoft.com/office/2019/extlst" xmlns:r="http://schemas.openxmlformats.org/officeDocument/2006/relationships" xmlns:m="http://schemas.openxmlformats.org/officeDocument/2006/math" xmlns:v="urn:schemas-microsoft-com:vml" xmlns:wp14="http://schemas.microsoft.com/office/word/2010/wordprocessingDrawing" xmlns:wp="http://schemas.openxmlformats.org/drawingml/2006/wordprocessingDrawing" xmlns:w10="urn:schemas-microsoft-com:office:word" xmlns:w="http://schemas.openxmlformats.org/wordprocessingml/2006/main" xmlns:w14="http://schemas.microsoft.com/office/word/2010/wordml" xmlns:w15="http://schemas.microsoft.com/office/word/2012/wordml" xmlns:w16cex="http://schemas.microsoft.com/office/word/2018/wordml/cex" xmlns:w16cid="http://schemas.microsoft.com/office/word/2016/wordml/cid" xmlns:w16="http://schemas.microsoft.com/office/word/2018/wordml" xmlns:w16du="http://schemas.microsoft.com/office/word/2023/wordml/word16du" xmlns:w16sdtdh="http://schemas.microsoft.com/office/word/2020/wordml/sdtdatahash" xmlns:w16sdtfl="http://schemas.microsoft.com/office/word/2024/wordml/sdtformatlock" xmlns:w16se="http://schemas.microsoft.com/office/word/2015/wordml/symex" xmlns:wpg="http://schemas.microsoft.com/office/word/2010/wordprocessingGroup" xmlns:wpi="http://schemas.microsoft.com/office/word/2010/wordprocessingInk" xmlns:wne="http://schemas.microsoft.com/office/word/2006/wordml" xmlns:wps="http://schemas.microsoft.com/office/word/2010/wordprocessingShape" mc:Ignorable="w14 w15 w16se w16cid w16 w16cex w16sdtdh w16sdtfl w16du wp14">
   <w:abstractNum w:abstractNumId="0" w15:restartNumberingAfterBreak="0">
     <w:nsid w:val="003C303B"/>
     <w:multiLevelType w:val="hybridMultilevel"/>
@@ -5613,7 +5476,7 @@
 </file>
 
 <file path=word/styles.xml><?xml version="1.0" encoding="utf-8"?>
-<w:styles xmlns:mc="http://schemas.openxmlformats.org/markup-compatibility/2006" xmlns:r="http://schemas.openxmlformats.org/officeDocument/2006/relationships" xmlns:w="http://schemas.openxmlformats.org/wordprocessingml/2006/main" xmlns:w14="http://schemas.microsoft.com/office/word/2010/wordml" xmlns:w15="http://schemas.microsoft.com/office/word/2012/wordml" xmlns:w16cex="http://schemas.microsoft.com/office/word/2018/wordml/cex" xmlns:w16cid="http://schemas.microsoft.com/office/word/2016/wordml/cid" xmlns:w16="http://schemas.microsoft.com/office/word/2018/wordml" xmlns:w16du="http://schemas.microsoft.com/office/word/2023/wordml/word16du" xmlns:w16sdtdh="http://schemas.microsoft.com/office/word/2020/wordml/sdtdatahash" xmlns:w16se="http://schemas.microsoft.com/office/word/2015/wordml/symex" mc:Ignorable="w14 w15 w16se w16cid w16 w16cex w16sdtdh w16du">
+<w:styles xmlns:mc="http://schemas.openxmlformats.org/markup-compatibility/2006" xmlns:r="http://schemas.openxmlformats.org/officeDocument/2006/relationships" xmlns:w="http://schemas.openxmlformats.org/wordprocessingml/2006/main" xmlns:w14="http://schemas.microsoft.com/office/word/2010/wordml" xmlns:w15="http://schemas.microsoft.com/office/word/2012/wordml" xmlns:w16cex="http://schemas.microsoft.com/office/word/2018/wordml/cex" xmlns:w16cid="http://schemas.microsoft.com/office/word/2016/wordml/cid" xmlns:w16="http://schemas.microsoft.com/office/word/2018/wordml" xmlns:w16du="http://schemas.microsoft.com/office/word/2023/wordml/word16du" xmlns:w16sdtdh="http://schemas.microsoft.com/office/word/2020/wordml/sdtdatahash" xmlns:w16sdtfl="http://schemas.microsoft.com/office/word/2024/wordml/sdtformatlock" xmlns:w16se="http://schemas.microsoft.com/office/word/2015/wordml/symex" mc:Ignorable="w14 w15 w16se w16cid w16 w16cex w16sdtdh w16sdtfl w16du">
   <w:docDefaults>
     <w:rPrDefault>
       <w:rPr>
